--- a/companies/calderwood-partners/Engagements/Garza, Leblanc and Porter/2019.11.25 - Status Report - Garza, Leblanc and Porter v2 FINAL.docx
+++ b/companies/calderwood-partners/Engagements/Garza, Leblanc and Porter/2019.11.25 - Status Report - Garza, Leblanc and Porter v2 FINAL.docx
@@ -7,12 +7,12 @@
         <w:pStyle w:val="Heading1"/>
       </w:pPr>
       <w:r>
-        <w:t>Portfolio Strategy for Garza, Leblanc and Porter: Monthly Status</w:t>
+        <w:t>Status Report: Portfolio Strategy for Garza, Leblanc and Porter</w:t>
       </w:r>
     </w:p>
     <w:p>
       <w:r>
-        <w:t>Prepared by Steven Hunt, with Melissa Casey, for the operations sponsor. This is the monthly note on where the portfolio work for Garza, Leblanc and Porter stands, and it runs shorter than the last few, because most of the engagement is now behind us. We are into the closing stretch. The diagnosis was finished some time back, the portfolio map has held up through every test we have put it through, and the recommendation is settled in all but its final wording; what remains is to put it in front of your board in the form we agreed. We are tracking close to plan against the fixed fee of $39,000, with the small remainder held for the readout and the handover, and there is no change to the fee to raise with you.</w:t>
+        <w:t>The engagement has reached its final weeks, and the portfolio recommendation is now settled enough to stand on its own. Steven Hunt prepared this report for the executive sponsor at Garza, Leblanc and Porter, covering the period since our last note to you. I have kept it close to the evidence, and where a conclusion still leans on judgment rather than confirmed data I have marked it as such.</w:t>
       </w:r>
     </w:p>
     <w:p>
@@ -20,12 +20,17 @@
         <w:pStyle w:val="Heading2"/>
       </w:pPr>
       <w:r>
-        <w:t>Where the work has got to</w:t>
+        <w:t>Where we stand</w:t>
       </w:r>
     </w:p>
     <w:p>
       <w:r>
-        <w:t>The plain version, if you read nothing else, is that the study is essentially done and the work now is presentation. The five businesses sit on one map: two in a clear invest position, two steady enough to hold, and one weak enough, in a market that is giving it no help, that the case for keeping it inside the group is one we have had to build with care. None of it is a surprise; it is the answer we began to see at the midpoint, now measured and stress-tested. I am not asking your board to decide anything in this note. I want you to see, ahead of the formal readout, that the picture has not moved since we last walked it with you, and that the past month went into hardening it.</w:t>
+        <w:t>We are past the analysis now and into the last of the synthesis, and nothing currently open puts the close at risk. Each of the portfolio segments we set out to examine has been worked through, and the client's leadership has seen the shape of the recommendation and had room to argue with it. What is left is to finish the supporting exhibits and to hand the work over in a form the leadership can act on without us in the room.</w:t>
+      </w:r>
+    </w:p>
+    <w:p>
+      <w:r>
+        <w:t>The picture we can give the board is more definite than the one we carried into the autumn. Early on, the case for reshaping the portfolio rested on a market read I had assembled quickly and flagged as provisional, and that read has since held up against the harder company numbers. It is steadier footing than we usually stand on this close to a recommendation, and I think it is worth recording plainly.</w:t>
       </w:r>
     </w:p>
     <w:p>
@@ -33,52 +38,22 @@
         <w:pStyle w:val="Heading2"/>
       </w:pPr>
       <w:r>
-        <w:t>Wrapped up since my last note</w:t>
-      </w:r>
-    </w:p>
-    <w:p>
-      <w:pPr>
-        <w:pStyle w:val="ListBullet"/>
-      </w:pPr>
-      <w:r>
-        <w:t>Costed the case for keeping the weakest unit where it is. You asked us to develop this before we would put an exit on the table, and it is done. We have set out what leaving that business inside the group would cost over the next few years, so the recommendation carries its own counter-argument.</w:t>
-      </w:r>
-    </w:p>
-    <w:p>
-      <w:pPr>
-        <w:pStyle w:val="ListBullet"/>
-      </w:pPr>
-      <w:r>
-        <w:t>Firmed up the recommendation on the two invest businesses, so it is pitched to the board at the level of a decision it can actually take.</w:t>
-      </w:r>
-    </w:p>
-    <w:p>
-      <w:pPr>
-        <w:pStyle w:val="ListBullet"/>
-      </w:pPr>
-      <w:r>
-        <w:t>Melissa Casey pulled together the final exhibit pack and checked that every business on the map ties back to both an inside figure and an outside comparable. There are no open benchmark items left on our side.</w:t>
-      </w:r>
-    </w:p>
-    <w:p>
-      <w:pPr>
-        <w:pStyle w:val="ListBullet"/>
-      </w:pPr>
-      <w:r>
-        <w:t>Ran the whole map once more against a normal year, smoothing out the last twelve months, and the placements did not shift. That is about as much comfort as this kind of analysis gives you that the answer does not rest on one good or bad quarter.</w:t>
-      </w:r>
-    </w:p>
-    <w:p>
-      <w:pPr>
-        <w:pStyle w:val="ListBullet"/>
-      </w:pPr>
-      <w:r>
-        <w:t>Walked the near-final material past your operations team at Garza, Leblanc and Porter, so nothing in the board pack lands on them cold.</w:t>
+        <w:t>What came together this period</w:t>
       </w:r>
     </w:p>
     <w:p>
       <w:r>
-        <w:t>A word on the last month, because it is the reason the finishing has gone quickly. Your finance team answered the last reconciliation questions inside a day or two each time, which let us close the numbers without a scramble, and Melissa Casey and I have kept to the single request log, so nobody on your side has been chased twice for the same file. The hours this period went mostly into building the exit case and dressing the exhibits, which is the ordinary shape of the closing weeks of a study like this.</w:t>
+        <w:t>The main piece of work this period was the portfolio assessment itself, which is now complete across every unit in scope. It sets out, unit by unit, where the business earns its return, where capital is tied up for too little, and where growth would repay further investment. I built it from the segment financials, the market sizing, and the interviews with the client's line leaders, and the three sources agree far more often than they part.</w:t>
+      </w:r>
+    </w:p>
+    <w:p>
+      <w:r>
+        <w:t>Where they part, the reasons are documented rather than smoothed over. Two units carry a stronger growth case in the market data than their recent results would suggest, and I have laid both out with the evidence on either side so the board can weigh them itself. That is a question the recommendation should put to the leadership, not settle on their behalf, and it reads better in the open than tucked into a footnote.</w:t>
+      </w:r>
+    </w:p>
+    <w:p>
+      <w:r>
+        <w:t>Alongside the assessment, Melissa Casey rebuilt the exhibit pack that carries the argument, and it is now consistent from page to page in a way the earlier drafts were not. She reconciled every figure back to its source and caught two labels that would have read as errors to anyone checking the numbers behind them. The pack is the form most of the leadership will actually read, so the care she has put into it counts for more than its place in the sequence might suggest.</w:t>
       </w:r>
     </w:p>
     <w:p>
@@ -86,12 +61,12 @@
         <w:pStyle w:val="Heading2"/>
       </w:pPr>
       <w:r>
-        <w:t>What is left before we hand it over</w:t>
+        <w:t>The engagement budget</w:t>
       </w:r>
     </w:p>
     <w:p>
       <w:r>
-        <w:t>Not much, and all of it is finishing work. We will deliver the recommendation in the shape you asked for: a short decision document for the board, with the full portfolio map and the benchmark detail behind it as an appendix, so the reasoning is on hand for anyone who wants it without crowding the choice. Before the formal session I would like an hour with you to walk the final draft, so the options reach the board framed the way you see the businesses. After the readout there is a short handover: the workpapers, the model, and a plain note on what would later move the weakest unit's placement, so your own people can keep the map current once we step away.</w:t>
+        <w:t>The engagement is billed at a fixed fee of $39,000, and the work is tracking to close inside it. The share of the fee earned to date matches the share of the work now done, and I do not expect to come back to you for more. What remains to be spent is the finishing of the exhibits and the two sessions that hand the work over, both of which the plan already accounts for.</w:t>
       </w:r>
     </w:p>
     <w:p>
@@ -99,41 +74,40 @@
         <w:pStyle w:val="Heading2"/>
       </w:pPr>
       <w:r>
-        <w:t>A few things I am still watching</w:t>
+        <w:t>The closing weeks</w:t>
+      </w:r>
+    </w:p>
+    <w:p>
+      <w:r>
+        <w:t>The work still to do is to finish and deliver, not to discover anything new. Melissa Casey and I will complete the exhibit pack, and I will draft the recommendation memo that sits in front of it, kept short enough for the board to take in at one sitting. We will walk the leadership through both in a working session before either is final, so the recommendation carries their questions and not only ours.</w:t>
+      </w:r>
+    </w:p>
+    <w:p>
+      <w:r>
+        <w:t>After that session I will settle the memo and Melissa will lock the pack, and the engagement closes with a handover of the full working file, so the client's team can carry the analysis forward on its own. I would expect nothing between here and the finish to change the substance, and the work that is left is to present it clearly.</w:t>
       </w:r>
     </w:p>
     <w:p>
       <w:pPr>
-        <w:pStyle w:val="ListBullet"/>
+        <w:pStyle w:val="Heading2"/>
       </w:pPr>
       <w:r>
-        <w:t>The exit decision. My own read is that the case for exiting the weakest unit is now hard to argue against, but that is the board's call to weigh, and I would not be surprised if it wants time to sit with the number before it moves. That is about how fast a board decides; the analysis underneath is finished.</w:t>
-      </w:r>
-    </w:p>
-    <w:p>
-      <w:pPr>
-        <w:pStyle w:val="ListBullet"/>
-      </w:pPr>
-      <w:r>
-        <w:t>A couple of thin references. The comparable set behind the smallest business is still narrower than I would like. We have widened it as far as the public reference points allow, and I have marked inside the pack the two comparisons I trust least, so no one leans on them harder than they will bear.</w:t>
-      </w:r>
-    </w:p>
-    <w:p>
-      <w:pPr>
-        <w:pStyle w:val="ListBullet"/>
-      </w:pPr>
-      <w:r>
-        <w:t>Questions at the edge of the scope. One or two of your managers have raised pricing questions inside individual units that fall just outside the portfolio work. We have logged them and set them aside; if any becomes something you want us to take on, we will price it up front before doing any of it.</w:t>
+        <w:t>What I am still watching</w:t>
       </w:r>
     </w:p>
     <w:p>
       <w:r>
-        <w:t>So we come into the last stretch with the analysis settled and only the readout to give. If these final weeks go the way the recent ones have, the recommendation will reach your board with room to consider it properly, which is what we were after in bringing our thinking to you in stages as it firmed up. I will keep the request log open until we close the engagement. If anything here raises a question, call me and we will talk it through before the board session.</w:t>
+        <w:t>Two things are worth the sponsor's attention, and neither is large. The first is the pair of units where the market case and the recent results pull against each other; the recommendation sets that choice in front of the board and does not make it for them, and the sponsor should come to the handover ready to take a view.</w:t>
       </w:r>
     </w:p>
     <w:p>
       <w:r>
-        <w:t>Steven Hunt</w:t>
+        <w:t>The second is a single figure in the segment margins that I have had to estimate, because one unit's share of shared cost was not settled in time to use the reported number. I have used a conservative estimate and labeled it as one, and if the confirmed figure lands materially different the ranking of that unit could slip by a place. I have flagged it here so that no one downstream takes the estimate for a confirmed number.</w:t>
+      </w:r>
+    </w:p>
+    <w:p>
+      <w:r>
+        <w:t>On the whole the engagement is where I would want it to be with this little left to run, and the recommendation is one the firm is comfortable putting its name to. I will send the agenda for the handover session, together with the near-final pack, in good time so that nothing in it is a surprise on the day.</w:t>
       </w:r>
     </w:p>
     <w:sectPr>
